--- a/01_Strategic_&_Business_Plans/01_Executive_Summary_&_Business_Plan.docx
+++ b/01_Strategic_&_Business_Plans/01_Executive_Summary_&_Business_Plan.docx
@@ -35,7 +35,7 @@
         <w:rPr>
           <w:b/>
         </w:rPr>
-        <w:t>Founder &amp; Managing Director</w:t>
+        <w:t>Co-Founder &amp; Managing Director</w:t>
       </w:r>
       <w:r>
         <w:t>: Hunter (Fly Fishing Georgia North Mountains)</w:t>
@@ -47,7 +47,7 @@
         <w:rPr>
           <w:b/>
         </w:rPr>
-        <w:t>Co-Founder &amp; Board Member</w:t>
+        <w:t>Board Member</w:t>
       </w:r>
       <w:r>
         <w:t>: Hadi Irvani (General Partner at Infill Capital Partners, University of Virginia - UVA)</w:t>
@@ -787,7 +787,7 @@
         <w:rPr>
           <w:b/>
         </w:rPr>
-        <w:t>Hadi Irvani (Co-Founder &amp; Board Member)</w:t>
+        <w:t>Hadi Irvani (Board Member)</w:t>
       </w:r>
       <w:r>
         <w:t>: General Partner at Infill Capital Partners, Principal at Granite Holdings, University of Virginia (UVA). A leading Southeast real estate and logistics asset investor who provides corporate governance, capital structuring, and developer relationship management across major logistics corridors.</w:t>
@@ -803,7 +803,7 @@
         <w:rPr>
           <w:b/>
         </w:rPr>
-        <w:t>Hunter Morris (Founder &amp; Managing Director)</w:t>
+        <w:t>Hunter Morris (Co-Founder &amp; Managing Director)</w:t>
       </w:r>
       <w:r>
         <w:t>: Fluvial geomorphologist, Principal and Owner of *Fly Fishing North Georgia* (bookings@flyfishingnorthgeorgia.com). For over 15 years, Hunter has guided trophy fly-fishing excursions across pristine wild trout streams in Fannin and Gilmer counties. His deep daily observations of mountain stream siltation and lateral bank erosion led him to study advanced fluvial dynamics. As our geomorphic design-build lead, Hunter combines intimate hydraulic knowledge of streams with Natural Channel Design (NCD) and live soil bioengineering to deliver self-sustaining trout sanctuaries.</w:t>
